--- a/backend/word_templates/工程类/集团外工程/材料租赁/邀请询比/1.采购意向公告.docx
+++ b/backend/word_templates/工程类/集团外工程/材料租赁/邀请询比/1.采购意向公告.docx
@@ -10,17 +10,18 @@
       <w:bookmarkStart w:id="0" w:name="_Toc88209928"/>
       <w:r>
         <w:rPr>
-          <w:rFonts w:hint="eastAsia"/>
-          <w:lang w:val="en-US" w:eastAsia="zh-CN"/>
-        </w:rPr>
-        <w:t xml:space="preserve"> </w:t>
-      </w:r>
-      <w:r>
-        <w:rPr>
           <w:rFonts w:hint="eastAsia" w:ascii="宋体" w:hAnsi="宋体" w:eastAsia="宋体" w:cs="宋体"/>
-          <w:lang w:val="en-US" w:eastAsia="zh-CN"/>
-        </w:rPr>
-        <w:t>{{caigou_xiangmu_ming}}意向供应商</w:t>
+          <w:color w:val="0000FF"/>
+          <w:lang w:val="en-US" w:eastAsia="zh-CN"/>
+        </w:rPr>
+        <w:t>{{caigou_xiangmu_ming}}</w:t>
+      </w:r>
+      <w:r>
+        <w:rPr>
+          <w:rFonts w:hint="eastAsia" w:ascii="宋体" w:hAnsi="宋体" w:eastAsia="宋体" w:cs="宋体"/>
+          <w:lang w:val="en-US" w:eastAsia="zh-CN"/>
+        </w:rPr>
+        <w:t>意向供应商</w:t>
       </w:r>
       <w:r>
         <w:rPr>
@@ -70,6 +71,7 @@
       <w:r>
         <w:rPr>
           <w:rFonts w:hint="eastAsia" w:ascii="仿宋_GB2312" w:eastAsia="仿宋_GB2312"/>
+          <w:color w:val="0000FF"/>
           <w:sz w:val="28"/>
           <w:szCs w:val="28"/>
           <w:lang w:val="en-US" w:eastAsia="zh-CN"/>
@@ -218,6 +220,7 @@
       <w:r>
         <w:rPr>
           <w:rFonts w:hint="eastAsia" w:ascii="仿宋_GB2312" w:eastAsia="仿宋_GB2312"/>
+          <w:color w:val="0000FF"/>
           <w:sz w:val="28"/>
           <w:szCs w:val="28"/>
           <w:u w:val="single"/>
@@ -726,52 +729,41 @@
           <w:highlight w:val="none"/>
           <w:lang w:val="en-US" w:eastAsia="zh-CN"/>
         </w:rPr>
-        <w:t>相应营业范围</w:t>
-      </w:r>
+        <w:t>相应营业范围（具体资质要求详见报名类别清单），</w:t>
+      </w:r>
+      <w:r>
+        <w:rPr>
+          <w:rFonts w:ascii="Times New Roman" w:hAnsi="Times New Roman" w:eastAsia="仿宋_GB2312" w:cs="Times New Roman"/>
+          <w:color w:val="auto"/>
+          <w:sz w:val="28"/>
+          <w:szCs w:val="28"/>
+          <w:highlight w:val="none"/>
+        </w:rPr>
+        <w:t>且在有效期内</w:t>
+      </w:r>
+      <w:r>
+        <w:rPr>
+          <w:rFonts w:hint="eastAsia" w:ascii="仿宋_GB2312" w:eastAsia="仿宋_GB2312"/>
+          <w:sz w:val="28"/>
+          <w:szCs w:val="28"/>
+        </w:rPr>
+        <w:t>。</w:t>
+      </w:r>
+    </w:p>
+    <w:p>
+      <w:pPr>
+        <w:adjustRightInd w:val="0"/>
+        <w:snapToGrid w:val="0"/>
+        <w:spacing w:line="600" w:lineRule="exact"/>
+        <w:jc w:val="left"/>
+        <w:rPr>
+          <w:rFonts w:ascii="仿宋_GB2312" w:eastAsia="仿宋_GB2312"/>
+          <w:sz w:val="28"/>
+          <w:szCs w:val="28"/>
+        </w:rPr>
+      </w:pPr>
       <w:bookmarkStart w:id="1" w:name="_GoBack"/>
       <w:bookmarkEnd w:id="1"/>
-      <w:r>
-        <w:rPr>
-          <w:rFonts w:hint="eastAsia" w:ascii="Times New Roman" w:hAnsi="Times New Roman" w:eastAsia="仿宋_GB2312" w:cs="Times New Roman"/>
-          <w:color w:val="auto"/>
-          <w:sz w:val="28"/>
-          <w:szCs w:val="28"/>
-          <w:highlight w:val="none"/>
-          <w:lang w:val="en-US" w:eastAsia="zh-CN"/>
-        </w:rPr>
-        <w:t>（具体资质要求详见报名类别清单），</w:t>
-      </w:r>
-      <w:r>
-        <w:rPr>
-          <w:rFonts w:ascii="Times New Roman" w:hAnsi="Times New Roman" w:eastAsia="仿宋_GB2312" w:cs="Times New Roman"/>
-          <w:color w:val="auto"/>
-          <w:sz w:val="28"/>
-          <w:szCs w:val="28"/>
-          <w:highlight w:val="none"/>
-        </w:rPr>
-        <w:t>且在有效期内</w:t>
-      </w:r>
-      <w:r>
-        <w:rPr>
-          <w:rFonts w:hint="eastAsia" w:ascii="仿宋_GB2312" w:eastAsia="仿宋_GB2312"/>
-          <w:sz w:val="28"/>
-          <w:szCs w:val="28"/>
-        </w:rPr>
-        <w:t>。</w:t>
-      </w:r>
-    </w:p>
-    <w:p>
-      <w:pPr>
-        <w:adjustRightInd w:val="0"/>
-        <w:snapToGrid w:val="0"/>
-        <w:spacing w:line="600" w:lineRule="exact"/>
-        <w:jc w:val="left"/>
-        <w:rPr>
-          <w:rFonts w:ascii="仿宋_GB2312" w:eastAsia="仿宋_GB2312"/>
-          <w:sz w:val="28"/>
-          <w:szCs w:val="28"/>
-        </w:rPr>
-      </w:pPr>
       <w:r>
         <w:rPr>
           <w:rFonts w:hint="eastAsia" w:ascii="仿宋_GB2312" w:eastAsia="仿宋_GB2312"/>
@@ -1202,10 +1194,22 @@
     </w:p>
     <w:p>
       <w:pPr>
+        <w:keepNext/>
+        <w:keepLines w:val="0"/>
+        <w:pageBreakBefore w:val="0"/>
+        <w:widowControl w:val="0"/>
+        <w:kinsoku/>
+        <w:wordWrap/>
+        <w:overflowPunct/>
+        <w:topLinePunct w:val="0"/>
+        <w:autoSpaceDE/>
+        <w:autoSpaceDN/>
+        <w:bidi w:val="0"/>
         <w:adjustRightInd w:val="0"/>
         <w:snapToGrid w:val="0"/>
         <w:spacing w:line="600" w:lineRule="exact"/>
         <w:jc w:val="left"/>
+        <w:textAlignment w:val="auto"/>
         <w:rPr>
           <w:rFonts w:asciiTheme="minorEastAsia" w:hAnsiTheme="minorEastAsia"/>
           <w:b/>
@@ -1448,10 +1452,22 @@
     </w:p>
     <w:p>
       <w:pPr>
+        <w:keepNext/>
+        <w:keepLines w:val="0"/>
+        <w:pageBreakBefore w:val="0"/>
+        <w:widowControl w:val="0"/>
+        <w:kinsoku/>
+        <w:wordWrap/>
+        <w:overflowPunct/>
+        <w:topLinePunct w:val="0"/>
+        <w:autoSpaceDE/>
+        <w:autoSpaceDN/>
+        <w:bidi w:val="0"/>
         <w:adjustRightInd w:val="0"/>
         <w:snapToGrid w:val="0"/>
         <w:spacing w:line="600" w:lineRule="exact"/>
         <w:jc w:val="left"/>
+        <w:textAlignment w:val="auto"/>
         <w:rPr>
           <w:rFonts w:asciiTheme="minorEastAsia" w:hAnsiTheme="minorEastAsia"/>
           <w:b/>
@@ -1546,7 +1562,7 @@
       <w:r>
         <w:rPr>
           <w:rFonts w:hint="eastAsia" w:ascii="仿宋_GB2312" w:eastAsia="仿宋_GB2312"/>
-          <w:color w:val="auto"/>
+          <w:color w:val="0000FF"/>
           <w:sz w:val="28"/>
           <w:szCs w:val="28"/>
           <w:u w:val="single"/>
@@ -1566,7 +1582,7 @@
       <w:r>
         <w:rPr>
           <w:rFonts w:hint="eastAsia" w:ascii="仿宋_GB2312" w:eastAsia="仿宋_GB2312"/>
-          <w:color w:val="auto"/>
+          <w:color w:val="0000FF"/>
           <w:sz w:val="28"/>
           <w:szCs w:val="28"/>
           <w:u w:val="single"/>
@@ -1586,7 +1602,7 @@
       <w:r>
         <w:rPr>
           <w:rFonts w:hint="eastAsia" w:ascii="仿宋_GB2312" w:eastAsia="仿宋_GB2312"/>
-          <w:color w:val="auto"/>
+          <w:color w:val="0000FF"/>
           <w:sz w:val="28"/>
           <w:szCs w:val="28"/>
           <w:u w:val="single"/>
@@ -2288,25 +2304,30 @@
     </w:p>
     <w:p>
       <w:pPr>
+        <w:keepNext w:val="0"/>
+        <w:keepLines/>
+        <w:pageBreakBefore w:val="0"/>
+        <w:widowControl w:val="0"/>
+        <w:kinsoku/>
+        <w:wordWrap/>
+        <w:overflowPunct/>
+        <w:topLinePunct w:val="0"/>
+        <w:autoSpaceDE/>
+        <w:autoSpaceDN/>
+        <w:bidi w:val="0"/>
         <w:adjustRightInd w:val="0"/>
         <w:snapToGrid w:val="0"/>
         <w:spacing w:line="600" w:lineRule="exact"/>
         <w:jc w:val="left"/>
-        <w:rPr>
-          <w:rFonts w:hint="eastAsia" w:asciiTheme="minorEastAsia" w:hAnsiTheme="minorEastAsia"/>
+        <w:textAlignment w:val="auto"/>
+        <w:rPr>
+          <w:rFonts w:ascii="宋体" w:hAnsi="宋体"/>
           <w:b/>
           <w:sz w:val="32"/>
           <w:szCs w:val="32"/>
-          <w:lang w:val="en-US" w:eastAsia="zh-CN"/>
-        </w:rPr>
-      </w:pPr>
-    </w:p>
-    <w:p>
-      <w:pPr>
-        <w:adjustRightInd w:val="0"/>
-        <w:snapToGrid w:val="0"/>
-        <w:spacing w:line="600" w:lineRule="exact"/>
-        <w:jc w:val="left"/>
+        </w:rPr>
+      </w:pPr>
+      <w:r>
         <w:rPr>
           <w:rFonts w:hint="eastAsia" w:asciiTheme="minorEastAsia" w:hAnsiTheme="minorEastAsia"/>
           <w:b/>
@@ -2314,57 +2335,46 @@
           <w:szCs w:val="32"/>
           <w:lang w:val="en-US" w:eastAsia="zh-CN"/>
         </w:rPr>
-      </w:pPr>
-    </w:p>
-    <w:p>
-      <w:pPr>
-        <w:adjustRightInd w:val="0"/>
-        <w:snapToGrid w:val="0"/>
-        <w:spacing w:line="600" w:lineRule="exact"/>
-        <w:jc w:val="left"/>
-        <w:rPr>
-          <w:rFonts w:ascii="宋体" w:hAnsi="宋体"/>
+        <w:t>7</w:t>
+      </w:r>
+      <w:r>
+        <w:rPr>
+          <w:rFonts w:hint="eastAsia" w:asciiTheme="minorEastAsia" w:hAnsiTheme="minorEastAsia"/>
           <w:b/>
           <w:sz w:val="32"/>
           <w:szCs w:val="32"/>
         </w:rPr>
-      </w:pPr>
-      <w:r>
-        <w:rPr>
-          <w:rFonts w:hint="eastAsia" w:asciiTheme="minorEastAsia" w:hAnsiTheme="minorEastAsia"/>
+        <w:t>.</w:t>
+      </w:r>
+      <w:r>
+        <w:rPr>
+          <w:rFonts w:hint="eastAsia" w:ascii="宋体" w:hAnsi="宋体"/>
           <w:b/>
           <w:sz w:val="32"/>
           <w:szCs w:val="32"/>
-          <w:lang w:val="en-US" w:eastAsia="zh-CN"/>
-        </w:rPr>
-        <w:t>7</w:t>
-      </w:r>
-      <w:r>
-        <w:rPr>
-          <w:rFonts w:hint="eastAsia" w:asciiTheme="minorEastAsia" w:hAnsiTheme="minorEastAsia"/>
-          <w:b/>
-          <w:sz w:val="32"/>
-          <w:szCs w:val="32"/>
-        </w:rPr>
-        <w:t>.</w:t>
-      </w:r>
-      <w:r>
-        <w:rPr>
-          <w:rFonts w:hint="eastAsia" w:ascii="宋体" w:hAnsi="宋体"/>
-          <w:b/>
-          <w:sz w:val="32"/>
-          <w:szCs w:val="32"/>
         </w:rPr>
         <w:t>联系方式</w:t>
       </w:r>
     </w:p>
     <w:p>
       <w:pPr>
+        <w:keepNext w:val="0"/>
+        <w:keepLines/>
+        <w:pageBreakBefore w:val="0"/>
+        <w:widowControl w:val="0"/>
+        <w:kinsoku/>
+        <w:wordWrap/>
+        <w:overflowPunct/>
+        <w:topLinePunct w:val="0"/>
+        <w:autoSpaceDE/>
+        <w:autoSpaceDN/>
+        <w:bidi w:val="0"/>
         <w:adjustRightInd w:val="0"/>
         <w:snapToGrid w:val="0"/>
         <w:spacing w:line="600" w:lineRule="exact"/>
         <w:ind w:firstLine="560" w:firstLineChars="200"/>
         <w:jc w:val="left"/>
+        <w:textAlignment w:val="auto"/>
         <w:rPr>
           <w:rFonts w:hint="eastAsia" w:ascii="仿宋_GB2312" w:eastAsia="仿宋_GB2312"/>
           <w:sz w:val="28"/>
@@ -2419,11 +2429,23 @@
     </w:p>
     <w:p>
       <w:pPr>
+        <w:keepNext w:val="0"/>
+        <w:keepLines/>
+        <w:pageBreakBefore w:val="0"/>
+        <w:widowControl w:val="0"/>
+        <w:kinsoku/>
+        <w:wordWrap/>
+        <w:overflowPunct/>
+        <w:topLinePunct w:val="0"/>
+        <w:autoSpaceDE/>
+        <w:autoSpaceDN/>
+        <w:bidi w:val="0"/>
         <w:adjustRightInd w:val="0"/>
         <w:snapToGrid w:val="0"/>
         <w:spacing w:line="600" w:lineRule="exact"/>
         <w:ind w:firstLine="560" w:firstLineChars="200"/>
         <w:jc w:val="left"/>
+        <w:textAlignment w:val="auto"/>
         <w:rPr>
           <w:rFonts w:ascii="仿宋_GB2312" w:eastAsia="仿宋_GB2312"/>
           <w:sz w:val="28"/>
@@ -2451,11 +2473,23 @@
     </w:p>
     <w:p>
       <w:pPr>
+        <w:keepNext w:val="0"/>
+        <w:keepLines/>
+        <w:pageBreakBefore w:val="0"/>
+        <w:widowControl w:val="0"/>
+        <w:kinsoku/>
+        <w:wordWrap/>
+        <w:overflowPunct/>
+        <w:topLinePunct w:val="0"/>
+        <w:autoSpaceDE/>
+        <w:autoSpaceDN/>
+        <w:bidi w:val="0"/>
         <w:adjustRightInd w:val="0"/>
         <w:snapToGrid w:val="0"/>
         <w:spacing w:line="600" w:lineRule="exact"/>
         <w:ind w:firstLine="560" w:firstLineChars="200"/>
         <w:jc w:val="left"/>
+        <w:textAlignment w:val="auto"/>
         <w:rPr>
           <w:rFonts w:hint="default" w:ascii="仿宋_GB2312" w:eastAsia="仿宋_GB2312"/>
           <w:sz w:val="28"/>
@@ -2483,11 +2517,23 @@
     </w:p>
     <w:p>
       <w:pPr>
+        <w:keepNext w:val="0"/>
+        <w:keepLines/>
+        <w:pageBreakBefore w:val="0"/>
+        <w:widowControl w:val="0"/>
+        <w:kinsoku/>
+        <w:wordWrap/>
+        <w:overflowPunct/>
+        <w:topLinePunct w:val="0"/>
+        <w:autoSpaceDE/>
+        <w:autoSpaceDN/>
+        <w:bidi w:val="0"/>
         <w:adjustRightInd w:val="0"/>
         <w:snapToGrid w:val="0"/>
         <w:spacing w:line="600" w:lineRule="exact"/>
         <w:ind w:firstLine="560" w:firstLineChars="200"/>
         <w:jc w:val="left"/>
+        <w:textAlignment w:val="auto"/>
         <w:rPr>
           <w:rFonts w:ascii="仿宋_GB2312" w:eastAsia="仿宋_GB2312"/>
           <w:sz w:val="28"/>
@@ -2522,10 +2568,22 @@
     </w:p>
     <w:p>
       <w:pPr>
+        <w:keepNext w:val="0"/>
+        <w:keepLines/>
+        <w:pageBreakBefore w:val="0"/>
+        <w:widowControl w:val="0"/>
+        <w:kinsoku/>
+        <w:wordWrap/>
+        <w:overflowPunct/>
+        <w:topLinePunct w:val="0"/>
+        <w:autoSpaceDE/>
+        <w:autoSpaceDN/>
+        <w:bidi w:val="0"/>
         <w:adjustRightInd w:val="0"/>
         <w:snapToGrid w:val="0"/>
         <w:spacing w:line="600" w:lineRule="exact"/>
         <w:jc w:val="left"/>
+        <w:textAlignment w:val="auto"/>
         <w:rPr>
           <w:rFonts w:ascii="仿宋_GB2312" w:eastAsia="仿宋_GB2312"/>
           <w:sz w:val="28"/>
@@ -2535,10 +2593,22 @@
     </w:p>
     <w:p>
       <w:pPr>
+        <w:keepNext w:val="0"/>
+        <w:keepLines/>
+        <w:pageBreakBefore w:val="0"/>
+        <w:widowControl w:val="0"/>
+        <w:kinsoku/>
+        <w:wordWrap/>
+        <w:overflowPunct/>
+        <w:topLinePunct w:val="0"/>
+        <w:autoSpaceDE/>
+        <w:autoSpaceDN/>
+        <w:bidi w:val="0"/>
         <w:adjustRightInd w:val="0"/>
         <w:snapToGrid w:val="0"/>
         <w:spacing w:line="600" w:lineRule="exact"/>
         <w:jc w:val="center"/>
+        <w:textAlignment w:val="auto"/>
         <w:rPr>
           <w:rFonts w:hint="eastAsia" w:ascii="仿宋_GB2312" w:eastAsia="仿宋_GB2312"/>
           <w:sz w:val="28"/>
@@ -2587,7 +2657,19 @@
     </w:p>
     <w:p>
       <w:pPr>
+        <w:keepNext w:val="0"/>
+        <w:keepLines/>
+        <w:pageBreakBefore w:val="0"/>
+        <w:widowControl w:val="0"/>
+        <w:kinsoku/>
+        <w:wordWrap/>
+        <w:overflowPunct/>
+        <w:topLinePunct w:val="0"/>
+        <w:autoSpaceDE/>
+        <w:autoSpaceDN/>
+        <w:bidi w:val="0"/>
         <w:ind w:firstLine="4200" w:firstLineChars="1500"/>
+        <w:textAlignment w:val="auto"/>
         <w:rPr>
           <w:rFonts w:hint="eastAsia" w:ascii="仿宋_GB2312" w:eastAsia="仿宋_GB2312"/>
           <w:sz w:val="28"/>
@@ -2607,6 +2689,7 @@
       <w:r>
         <w:rPr>
           <w:rFonts w:hint="eastAsia" w:ascii="仿宋_GB2312" w:eastAsia="仿宋_GB2312"/>
+          <w:color w:val="0000FF"/>
           <w:sz w:val="28"/>
           <w:szCs w:val="28"/>
           <w:u w:val="none"/>
@@ -2626,6 +2709,7 @@
       <w:r>
         <w:rPr>
           <w:rFonts w:hint="eastAsia" w:ascii="仿宋_GB2312" w:eastAsia="仿宋_GB2312"/>
+          <w:color w:val="0000FF"/>
           <w:sz w:val="28"/>
           <w:szCs w:val="28"/>
           <w:u w:val="none"/>
@@ -2645,6 +2729,7 @@
       <w:r>
         <w:rPr>
           <w:rFonts w:hint="eastAsia" w:ascii="仿宋_GB2312" w:eastAsia="仿宋_GB2312"/>
+          <w:color w:val="0000FF"/>
           <w:sz w:val="28"/>
           <w:szCs w:val="28"/>
           <w:u w:val="none"/>
@@ -2674,100 +2759,22 @@
     </w:p>
     <w:p>
       <w:pPr>
-        <w:ind w:firstLine="4200" w:firstLineChars="1500"/>
-        <w:rPr>
-          <w:rFonts w:hint="eastAsia" w:ascii="仿宋_GB2312" w:eastAsia="仿宋_GB2312"/>
-          <w:sz w:val="28"/>
-          <w:szCs w:val="28"/>
-        </w:rPr>
-      </w:pPr>
-    </w:p>
-    <w:p>
-      <w:pPr>
-        <w:ind w:firstLine="4200" w:firstLineChars="1500"/>
-        <w:rPr>
-          <w:rFonts w:hint="eastAsia" w:ascii="仿宋_GB2312" w:eastAsia="仿宋_GB2312"/>
-          <w:sz w:val="28"/>
-          <w:szCs w:val="28"/>
-        </w:rPr>
-      </w:pPr>
-    </w:p>
-    <w:p>
-      <w:pPr>
-        <w:ind w:firstLine="4200" w:firstLineChars="1500"/>
-        <w:rPr>
-          <w:rFonts w:hint="eastAsia" w:ascii="仿宋_GB2312" w:eastAsia="仿宋_GB2312"/>
-          <w:sz w:val="28"/>
-          <w:szCs w:val="28"/>
-        </w:rPr>
-      </w:pPr>
-    </w:p>
-    <w:p>
-      <w:pPr>
-        <w:ind w:firstLine="4200" w:firstLineChars="1500"/>
-        <w:rPr>
-          <w:rFonts w:hint="eastAsia" w:ascii="仿宋_GB2312" w:eastAsia="仿宋_GB2312"/>
-          <w:sz w:val="28"/>
-          <w:szCs w:val="28"/>
-        </w:rPr>
-      </w:pPr>
-    </w:p>
-    <w:p>
-      <w:pPr>
-        <w:ind w:firstLine="4200" w:firstLineChars="1500"/>
-        <w:rPr>
-          <w:rFonts w:hint="eastAsia" w:ascii="仿宋_GB2312" w:eastAsia="仿宋_GB2312"/>
-          <w:sz w:val="28"/>
-          <w:szCs w:val="28"/>
-        </w:rPr>
-      </w:pPr>
-    </w:p>
-    <w:p>
-      <w:pPr>
-        <w:ind w:firstLine="4200" w:firstLineChars="1500"/>
-        <w:rPr>
-          <w:rFonts w:hint="eastAsia" w:ascii="仿宋_GB2312" w:eastAsia="仿宋_GB2312"/>
-          <w:sz w:val="28"/>
-          <w:szCs w:val="28"/>
-        </w:rPr>
-      </w:pPr>
-    </w:p>
-    <w:p>
-      <w:pPr>
-        <w:ind w:firstLine="4200" w:firstLineChars="1500"/>
-        <w:rPr>
-          <w:rFonts w:hint="eastAsia" w:ascii="仿宋_GB2312" w:eastAsia="仿宋_GB2312"/>
-          <w:sz w:val="28"/>
-          <w:szCs w:val="28"/>
-        </w:rPr>
-      </w:pPr>
-    </w:p>
-    <w:p>
-      <w:pPr>
-        <w:ind w:firstLine="4200" w:firstLineChars="1500"/>
-        <w:rPr>
-          <w:rFonts w:hint="eastAsia" w:ascii="仿宋_GB2312" w:eastAsia="仿宋_GB2312"/>
-          <w:sz w:val="28"/>
-          <w:szCs w:val="28"/>
-        </w:rPr>
-      </w:pPr>
-    </w:p>
-    <w:p>
-      <w:pPr>
-        <w:ind w:firstLine="4200" w:firstLineChars="1500"/>
-        <w:rPr>
-          <w:rFonts w:hint="eastAsia" w:ascii="仿宋_GB2312" w:eastAsia="仿宋_GB2312"/>
-          <w:sz w:val="28"/>
-          <w:szCs w:val="28"/>
-        </w:rPr>
-      </w:pPr>
-    </w:p>
-    <w:p>
-      <w:pPr>
+        <w:keepNext w:val="0"/>
+        <w:keepLines w:val="0"/>
+        <w:pageBreakBefore/>
+        <w:widowControl w:val="0"/>
+        <w:kinsoku/>
+        <w:wordWrap/>
+        <w:overflowPunct/>
+        <w:topLinePunct w:val="0"/>
+        <w:autoSpaceDE/>
+        <w:autoSpaceDN/>
+        <w:bidi w:val="0"/>
         <w:adjustRightInd w:val="0"/>
         <w:snapToGrid w:val="0"/>
         <w:spacing w:line="600" w:lineRule="exact"/>
         <w:jc w:val="center"/>
+        <w:textAlignment w:val="auto"/>
         <w:rPr>
           <w:rFonts w:hint="eastAsia" w:asciiTheme="minorEastAsia" w:hAnsiTheme="minorEastAsia"/>
           <w:b/>
@@ -3091,7 +3098,7 @@
               <w:jc w:val="center"/>
               <w:rPr>
                 <w:rFonts w:hint="default" w:ascii="仿宋_GB2312" w:hAnsi="仿宋_GB2312" w:eastAsia="仿宋_GB2312" w:cs="仿宋_GB2312"/>
-                <w:color w:val="auto"/>
+                <w:color w:val="0000FF"/>
                 <w:kern w:val="2"/>
                 <w:sz w:val="24"/>
                 <w:szCs w:val="24"/>
@@ -3101,7 +3108,7 @@
             <w:r>
               <w:rPr>
                 <w:rFonts w:hint="eastAsia" w:ascii="仿宋_GB2312" w:hAnsi="仿宋_GB2312" w:eastAsia="仿宋_GB2312" w:cs="仿宋_GB2312"/>
-                <w:color w:val="auto"/>
+                <w:color w:val="0000FF"/>
                 <w:kern w:val="2"/>
                 <w:sz w:val="24"/>
                 <w:szCs w:val="24"/>
@@ -3124,7 +3131,7 @@
               <w:jc w:val="center"/>
               <w:rPr>
                 <w:rFonts w:hint="default" w:ascii="仿宋_GB2312" w:hAnsi="仿宋_GB2312" w:eastAsia="仿宋_GB2312" w:cs="仿宋_GB2312"/>
-                <w:color w:val="auto"/>
+                <w:color w:val="0000FF"/>
                 <w:kern w:val="2"/>
                 <w:sz w:val="24"/>
                 <w:szCs w:val="24"/>
@@ -3134,7 +3141,7 @@
             <w:r>
               <w:rPr>
                 <w:rFonts w:hint="eastAsia" w:ascii="仿宋_GB2312" w:hAnsi="仿宋_GB2312" w:eastAsia="仿宋_GB2312" w:cs="仿宋_GB2312"/>
-                <w:color w:val="auto"/>
+                <w:color w:val="0000FF"/>
                 <w:kern w:val="2"/>
                 <w:sz w:val="24"/>
                 <w:szCs w:val="24"/>
@@ -3167,7 +3174,7 @@
             <w:r>
               <w:rPr>
                 <w:rFonts w:hint="eastAsia" w:ascii="仿宋_GB2312" w:hAnsi="仿宋_GB2312" w:eastAsia="仿宋_GB2312" w:cs="仿宋_GB2312"/>
-                <w:color w:val="FF0000"/>
+                <w:color w:val="auto"/>
                 <w:kern w:val="2"/>
                 <w:sz w:val="24"/>
                 <w:szCs w:val="24"/>
@@ -3200,7 +3207,7 @@
             <w:r>
               <w:rPr>
                 <w:rFonts w:hint="eastAsia" w:ascii="仿宋_GB2312" w:hAnsi="仿宋_GB2312" w:eastAsia="仿宋_GB2312" w:cs="仿宋_GB2312"/>
-                <w:color w:val="FF0000"/>
+                <w:color w:val="auto"/>
                 <w:kern w:val="2"/>
                 <w:sz w:val="24"/>
                 <w:szCs w:val="24"/>
@@ -3214,431 +3221,22 @@
     </w:tbl>
     <w:p>
       <w:pPr>
+        <w:keepNext w:val="0"/>
+        <w:keepLines w:val="0"/>
+        <w:pageBreakBefore/>
+        <w:widowControl w:val="0"/>
+        <w:kinsoku/>
+        <w:wordWrap/>
+        <w:overflowPunct/>
+        <w:topLinePunct w:val="0"/>
+        <w:autoSpaceDE/>
+        <w:autoSpaceDN/>
+        <w:bidi w:val="0"/>
         <w:adjustRightInd w:val="0"/>
         <w:snapToGrid w:val="0"/>
         <w:spacing w:line="240" w:lineRule="auto"/>
         <w:jc w:val="center"/>
-        <w:rPr>
-          <w:rFonts w:hint="eastAsia" w:ascii="仿宋_GB2312" w:hAnsi="仿宋_GB2312" w:eastAsia="仿宋_GB2312" w:cs="仿宋_GB2312"/>
-          <w:color w:val="auto"/>
-          <w:kern w:val="2"/>
-          <w:sz w:val="24"/>
-          <w:szCs w:val="24"/>
-          <w:lang w:val="en-US" w:eastAsia="zh-CN"/>
-        </w:rPr>
-      </w:pPr>
-    </w:p>
-    <w:p>
-      <w:pPr>
-        <w:adjustRightInd w:val="0"/>
-        <w:snapToGrid w:val="0"/>
-        <w:spacing w:line="240" w:lineRule="auto"/>
-        <w:jc w:val="center"/>
-        <w:rPr>
-          <w:rFonts w:hint="eastAsia" w:asciiTheme="minorEastAsia" w:hAnsiTheme="minorEastAsia"/>
-          <w:b/>
-          <w:sz w:val="32"/>
-          <w:szCs w:val="32"/>
-          <w:lang w:val="en-US" w:eastAsia="zh-CN"/>
-        </w:rPr>
-      </w:pPr>
-    </w:p>
-    <w:p>
-      <w:pPr>
-        <w:adjustRightInd w:val="0"/>
-        <w:snapToGrid w:val="0"/>
-        <w:spacing w:line="240" w:lineRule="auto"/>
-        <w:jc w:val="center"/>
-        <w:rPr>
-          <w:rFonts w:hint="eastAsia" w:asciiTheme="minorEastAsia" w:hAnsiTheme="minorEastAsia"/>
-          <w:b/>
-          <w:sz w:val="32"/>
-          <w:szCs w:val="32"/>
-          <w:lang w:val="en-US" w:eastAsia="zh-CN"/>
-        </w:rPr>
-      </w:pPr>
-    </w:p>
-    <w:p>
-      <w:pPr>
-        <w:adjustRightInd w:val="0"/>
-        <w:snapToGrid w:val="0"/>
-        <w:spacing w:line="240" w:lineRule="auto"/>
-        <w:jc w:val="center"/>
-        <w:rPr>
-          <w:rFonts w:hint="eastAsia" w:asciiTheme="minorEastAsia" w:hAnsiTheme="minorEastAsia"/>
-          <w:b/>
-          <w:sz w:val="32"/>
-          <w:szCs w:val="32"/>
-          <w:lang w:val="en-US" w:eastAsia="zh-CN"/>
-        </w:rPr>
-      </w:pPr>
-    </w:p>
-    <w:p>
-      <w:pPr>
-        <w:adjustRightInd w:val="0"/>
-        <w:snapToGrid w:val="0"/>
-        <w:spacing w:line="240" w:lineRule="auto"/>
-        <w:jc w:val="center"/>
-        <w:rPr>
-          <w:rFonts w:hint="eastAsia" w:asciiTheme="minorEastAsia" w:hAnsiTheme="minorEastAsia"/>
-          <w:b/>
-          <w:sz w:val="32"/>
-          <w:szCs w:val="32"/>
-          <w:lang w:val="en-US" w:eastAsia="zh-CN"/>
-        </w:rPr>
-      </w:pPr>
-    </w:p>
-    <w:p>
-      <w:pPr>
-        <w:adjustRightInd w:val="0"/>
-        <w:snapToGrid w:val="0"/>
-        <w:spacing w:line="240" w:lineRule="auto"/>
-        <w:jc w:val="center"/>
-        <w:rPr>
-          <w:rFonts w:hint="eastAsia" w:asciiTheme="minorEastAsia" w:hAnsiTheme="minorEastAsia"/>
-          <w:b/>
-          <w:sz w:val="32"/>
-          <w:szCs w:val="32"/>
-          <w:lang w:val="en-US" w:eastAsia="zh-CN"/>
-        </w:rPr>
-      </w:pPr>
-    </w:p>
-    <w:p>
-      <w:pPr>
-        <w:adjustRightInd w:val="0"/>
-        <w:snapToGrid w:val="0"/>
-        <w:spacing w:line="240" w:lineRule="auto"/>
-        <w:jc w:val="center"/>
-        <w:rPr>
-          <w:rFonts w:hint="eastAsia" w:asciiTheme="minorEastAsia" w:hAnsiTheme="minorEastAsia"/>
-          <w:b/>
-          <w:sz w:val="32"/>
-          <w:szCs w:val="32"/>
-          <w:lang w:val="en-US" w:eastAsia="zh-CN"/>
-        </w:rPr>
-      </w:pPr>
-    </w:p>
-    <w:p>
-      <w:pPr>
-        <w:adjustRightInd w:val="0"/>
-        <w:snapToGrid w:val="0"/>
-        <w:spacing w:line="240" w:lineRule="auto"/>
-        <w:jc w:val="center"/>
-        <w:rPr>
-          <w:rFonts w:hint="eastAsia" w:asciiTheme="minorEastAsia" w:hAnsiTheme="minorEastAsia"/>
-          <w:b/>
-          <w:sz w:val="32"/>
-          <w:szCs w:val="32"/>
-          <w:lang w:val="en-US" w:eastAsia="zh-CN"/>
-        </w:rPr>
-      </w:pPr>
-    </w:p>
-    <w:p>
-      <w:pPr>
-        <w:adjustRightInd w:val="0"/>
-        <w:snapToGrid w:val="0"/>
-        <w:spacing w:line="240" w:lineRule="auto"/>
-        <w:jc w:val="center"/>
-        <w:rPr>
-          <w:rFonts w:hint="eastAsia" w:asciiTheme="minorEastAsia" w:hAnsiTheme="minorEastAsia"/>
-          <w:b/>
-          <w:sz w:val="32"/>
-          <w:szCs w:val="32"/>
-          <w:lang w:val="en-US" w:eastAsia="zh-CN"/>
-        </w:rPr>
-      </w:pPr>
-    </w:p>
-    <w:p>
-      <w:pPr>
-        <w:adjustRightInd w:val="0"/>
-        <w:snapToGrid w:val="0"/>
-        <w:spacing w:line="240" w:lineRule="auto"/>
-        <w:jc w:val="center"/>
-        <w:rPr>
-          <w:rFonts w:hint="eastAsia" w:asciiTheme="minorEastAsia" w:hAnsiTheme="minorEastAsia"/>
-          <w:b/>
-          <w:sz w:val="32"/>
-          <w:szCs w:val="32"/>
-          <w:lang w:val="en-US" w:eastAsia="zh-CN"/>
-        </w:rPr>
-      </w:pPr>
-    </w:p>
-    <w:p>
-      <w:pPr>
-        <w:adjustRightInd w:val="0"/>
-        <w:snapToGrid w:val="0"/>
-        <w:spacing w:line="240" w:lineRule="auto"/>
-        <w:jc w:val="center"/>
-        <w:rPr>
-          <w:rFonts w:hint="eastAsia" w:asciiTheme="minorEastAsia" w:hAnsiTheme="minorEastAsia"/>
-          <w:b/>
-          <w:sz w:val="32"/>
-          <w:szCs w:val="32"/>
-          <w:lang w:val="en-US" w:eastAsia="zh-CN"/>
-        </w:rPr>
-      </w:pPr>
-    </w:p>
-    <w:p>
-      <w:pPr>
-        <w:adjustRightInd w:val="0"/>
-        <w:snapToGrid w:val="0"/>
-        <w:spacing w:line="240" w:lineRule="auto"/>
-        <w:jc w:val="center"/>
-        <w:rPr>
-          <w:rFonts w:hint="eastAsia" w:asciiTheme="minorEastAsia" w:hAnsiTheme="minorEastAsia"/>
-          <w:b/>
-          <w:sz w:val="32"/>
-          <w:szCs w:val="32"/>
-          <w:lang w:val="en-US" w:eastAsia="zh-CN"/>
-        </w:rPr>
-      </w:pPr>
-    </w:p>
-    <w:p>
-      <w:pPr>
-        <w:adjustRightInd w:val="0"/>
-        <w:snapToGrid w:val="0"/>
-        <w:spacing w:line="240" w:lineRule="auto"/>
-        <w:jc w:val="center"/>
-        <w:rPr>
-          <w:rFonts w:hint="eastAsia" w:asciiTheme="minorEastAsia" w:hAnsiTheme="minorEastAsia"/>
-          <w:b/>
-          <w:sz w:val="32"/>
-          <w:szCs w:val="32"/>
-          <w:lang w:val="en-US" w:eastAsia="zh-CN"/>
-        </w:rPr>
-      </w:pPr>
-    </w:p>
-    <w:p>
-      <w:pPr>
-        <w:adjustRightInd w:val="0"/>
-        <w:snapToGrid w:val="0"/>
-        <w:spacing w:line="240" w:lineRule="auto"/>
-        <w:jc w:val="center"/>
-        <w:rPr>
-          <w:rFonts w:hint="eastAsia" w:asciiTheme="minorEastAsia" w:hAnsiTheme="minorEastAsia"/>
-          <w:b/>
-          <w:sz w:val="32"/>
-          <w:szCs w:val="32"/>
-          <w:lang w:val="en-US" w:eastAsia="zh-CN"/>
-        </w:rPr>
-      </w:pPr>
-    </w:p>
-    <w:p>
-      <w:pPr>
-        <w:adjustRightInd w:val="0"/>
-        <w:snapToGrid w:val="0"/>
-        <w:spacing w:line="240" w:lineRule="auto"/>
-        <w:jc w:val="center"/>
-        <w:rPr>
-          <w:rFonts w:hint="eastAsia" w:asciiTheme="minorEastAsia" w:hAnsiTheme="minorEastAsia"/>
-          <w:b/>
-          <w:sz w:val="32"/>
-          <w:szCs w:val="32"/>
-          <w:lang w:val="en-US" w:eastAsia="zh-CN"/>
-        </w:rPr>
-      </w:pPr>
-    </w:p>
-    <w:p>
-      <w:pPr>
-        <w:adjustRightInd w:val="0"/>
-        <w:snapToGrid w:val="0"/>
-        <w:spacing w:line="240" w:lineRule="auto"/>
-        <w:jc w:val="center"/>
-        <w:rPr>
-          <w:rFonts w:hint="eastAsia" w:asciiTheme="minorEastAsia" w:hAnsiTheme="minorEastAsia"/>
-          <w:b/>
-          <w:sz w:val="32"/>
-          <w:szCs w:val="32"/>
-          <w:lang w:val="en-US" w:eastAsia="zh-CN"/>
-        </w:rPr>
-      </w:pPr>
-    </w:p>
-    <w:p>
-      <w:pPr>
-        <w:adjustRightInd w:val="0"/>
-        <w:snapToGrid w:val="0"/>
-        <w:spacing w:line="240" w:lineRule="auto"/>
-        <w:jc w:val="center"/>
-        <w:rPr>
-          <w:rFonts w:hint="eastAsia" w:asciiTheme="minorEastAsia" w:hAnsiTheme="minorEastAsia"/>
-          <w:b/>
-          <w:sz w:val="32"/>
-          <w:szCs w:val="32"/>
-          <w:lang w:val="en-US" w:eastAsia="zh-CN"/>
-        </w:rPr>
-      </w:pPr>
-    </w:p>
-    <w:p>
-      <w:pPr>
-        <w:adjustRightInd w:val="0"/>
-        <w:snapToGrid w:val="0"/>
-        <w:spacing w:line="240" w:lineRule="auto"/>
-        <w:jc w:val="center"/>
-        <w:rPr>
-          <w:rFonts w:hint="eastAsia" w:asciiTheme="minorEastAsia" w:hAnsiTheme="minorEastAsia"/>
-          <w:b/>
-          <w:sz w:val="32"/>
-          <w:szCs w:val="32"/>
-          <w:lang w:val="en-US" w:eastAsia="zh-CN"/>
-        </w:rPr>
-      </w:pPr>
-    </w:p>
-    <w:p>
-      <w:pPr>
-        <w:adjustRightInd w:val="0"/>
-        <w:snapToGrid w:val="0"/>
-        <w:spacing w:line="240" w:lineRule="auto"/>
-        <w:jc w:val="center"/>
-        <w:rPr>
-          <w:rFonts w:hint="eastAsia" w:asciiTheme="minorEastAsia" w:hAnsiTheme="minorEastAsia"/>
-          <w:b/>
-          <w:sz w:val="32"/>
-          <w:szCs w:val="32"/>
-          <w:lang w:val="en-US" w:eastAsia="zh-CN"/>
-        </w:rPr>
-      </w:pPr>
-    </w:p>
-    <w:p>
-      <w:pPr>
-        <w:adjustRightInd w:val="0"/>
-        <w:snapToGrid w:val="0"/>
-        <w:spacing w:line="240" w:lineRule="auto"/>
-        <w:jc w:val="center"/>
-        <w:rPr>
-          <w:rFonts w:hint="eastAsia" w:asciiTheme="minorEastAsia" w:hAnsiTheme="minorEastAsia"/>
-          <w:b/>
-          <w:sz w:val="32"/>
-          <w:szCs w:val="32"/>
-          <w:lang w:val="en-US" w:eastAsia="zh-CN"/>
-        </w:rPr>
-      </w:pPr>
-    </w:p>
-    <w:p>
-      <w:pPr>
-        <w:adjustRightInd w:val="0"/>
-        <w:snapToGrid w:val="0"/>
-        <w:spacing w:line="240" w:lineRule="auto"/>
-        <w:jc w:val="center"/>
-        <w:rPr>
-          <w:rFonts w:hint="eastAsia" w:asciiTheme="minorEastAsia" w:hAnsiTheme="minorEastAsia"/>
-          <w:b/>
-          <w:sz w:val="32"/>
-          <w:szCs w:val="32"/>
-          <w:lang w:val="en-US" w:eastAsia="zh-CN"/>
-        </w:rPr>
-      </w:pPr>
-    </w:p>
-    <w:p>
-      <w:pPr>
-        <w:adjustRightInd w:val="0"/>
-        <w:snapToGrid w:val="0"/>
-        <w:spacing w:line="240" w:lineRule="auto"/>
-        <w:jc w:val="center"/>
-        <w:rPr>
-          <w:rFonts w:hint="eastAsia" w:asciiTheme="minorEastAsia" w:hAnsiTheme="minorEastAsia"/>
-          <w:b/>
-          <w:sz w:val="32"/>
-          <w:szCs w:val="32"/>
-          <w:lang w:val="en-US" w:eastAsia="zh-CN"/>
-        </w:rPr>
-      </w:pPr>
-    </w:p>
-    <w:p>
-      <w:pPr>
-        <w:adjustRightInd w:val="0"/>
-        <w:snapToGrid w:val="0"/>
-        <w:spacing w:line="240" w:lineRule="auto"/>
-        <w:jc w:val="center"/>
-        <w:rPr>
-          <w:rFonts w:hint="eastAsia" w:asciiTheme="minorEastAsia" w:hAnsiTheme="minorEastAsia"/>
-          <w:b/>
-          <w:sz w:val="32"/>
-          <w:szCs w:val="32"/>
-          <w:lang w:val="en-US" w:eastAsia="zh-CN"/>
-        </w:rPr>
-      </w:pPr>
-    </w:p>
-    <w:p>
-      <w:pPr>
-        <w:adjustRightInd w:val="0"/>
-        <w:snapToGrid w:val="0"/>
-        <w:spacing w:line="240" w:lineRule="auto"/>
-        <w:jc w:val="center"/>
-        <w:rPr>
-          <w:rFonts w:hint="eastAsia" w:asciiTheme="minorEastAsia" w:hAnsiTheme="minorEastAsia"/>
-          <w:b/>
-          <w:sz w:val="32"/>
-          <w:szCs w:val="32"/>
-          <w:lang w:val="en-US" w:eastAsia="zh-CN"/>
-        </w:rPr>
-      </w:pPr>
-    </w:p>
-    <w:p>
-      <w:pPr>
-        <w:adjustRightInd w:val="0"/>
-        <w:snapToGrid w:val="0"/>
-        <w:spacing w:line="240" w:lineRule="auto"/>
-        <w:jc w:val="center"/>
-        <w:rPr>
-          <w:rFonts w:hint="eastAsia" w:asciiTheme="minorEastAsia" w:hAnsiTheme="minorEastAsia"/>
-          <w:b/>
-          <w:sz w:val="32"/>
-          <w:szCs w:val="32"/>
-          <w:lang w:val="en-US" w:eastAsia="zh-CN"/>
-        </w:rPr>
-      </w:pPr>
-    </w:p>
-    <w:p>
-      <w:pPr>
-        <w:adjustRightInd w:val="0"/>
-        <w:snapToGrid w:val="0"/>
-        <w:spacing w:line="240" w:lineRule="auto"/>
-        <w:jc w:val="center"/>
-        <w:rPr>
-          <w:rFonts w:hint="eastAsia" w:asciiTheme="minorEastAsia" w:hAnsiTheme="minorEastAsia"/>
-          <w:b/>
-          <w:sz w:val="32"/>
-          <w:szCs w:val="32"/>
-          <w:lang w:val="en-US" w:eastAsia="zh-CN"/>
-        </w:rPr>
-      </w:pPr>
-    </w:p>
-    <w:p>
-      <w:pPr>
-        <w:adjustRightInd w:val="0"/>
-        <w:snapToGrid w:val="0"/>
-        <w:spacing w:line="240" w:lineRule="auto"/>
-        <w:jc w:val="center"/>
-        <w:rPr>
-          <w:rFonts w:hint="eastAsia" w:asciiTheme="minorEastAsia" w:hAnsiTheme="minorEastAsia"/>
-          <w:b/>
-          <w:sz w:val="32"/>
-          <w:szCs w:val="32"/>
-          <w:lang w:val="en-US" w:eastAsia="zh-CN"/>
-        </w:rPr>
-      </w:pPr>
-    </w:p>
-    <w:p>
-      <w:pPr>
-        <w:adjustRightInd w:val="0"/>
-        <w:snapToGrid w:val="0"/>
-        <w:spacing w:line="240" w:lineRule="auto"/>
-        <w:jc w:val="center"/>
-        <w:rPr>
-          <w:rFonts w:hint="eastAsia" w:asciiTheme="minorEastAsia" w:hAnsiTheme="minorEastAsia"/>
-          <w:b/>
-          <w:sz w:val="32"/>
-          <w:szCs w:val="32"/>
-          <w:lang w:val="en-US" w:eastAsia="zh-CN"/>
-        </w:rPr>
-      </w:pPr>
-    </w:p>
-    <w:p>
-      <w:pPr>
-        <w:adjustRightInd w:val="0"/>
-        <w:snapToGrid w:val="0"/>
-        <w:spacing w:line="240" w:lineRule="auto"/>
-        <w:jc w:val="center"/>
+        <w:textAlignment w:val="auto"/>
         <w:rPr>
           <w:rFonts w:hint="eastAsia" w:asciiTheme="minorEastAsia" w:hAnsiTheme="minorEastAsia"/>
           <w:b/>
@@ -3796,6 +3394,7 @@
       <w:r>
         <w:rPr>
           <w:rFonts w:hint="eastAsia" w:ascii="仿宋" w:hAnsi="仿宋" w:eastAsia="仿宋" w:cs="仿宋"/>
+          <w:color w:val="0000FF"/>
           <w:sz w:val="30"/>
           <w:szCs w:val="30"/>
           <w:u w:val="single"/>
@@ -3848,12 +3447,13 @@
       <w:r>
         <w:rPr>
           <w:rFonts w:hint="eastAsia" w:ascii="仿宋" w:hAnsi="仿宋" w:eastAsia="仿宋" w:cs="仿宋"/>
+          <w:color w:val="0000FF"/>
           <w:sz w:val="30"/>
           <w:szCs w:val="30"/>
           <w:u w:val="single"/>
           <w:lang w:val="en-US" w:eastAsia="zh-CN"/>
         </w:rPr>
-        <w:t>{{yixiang_baoming_neirong}}</w:t>
+        <w:t>{{caigou_neirong}}</w:t>
       </w:r>
       <w:r>
         <w:rPr>
